--- a/images/Asset Log.docx
+++ b/images/Asset Log.docx
@@ -81,7 +81,104 @@
         <w:t>, date 27/03/26</w:t>
       </w:r>
     </w:p>
-    <w:p/>
+    <w:p>
+      <w:r>
+        <w:t>Photo of farm landscape – source google, date 15/04/26</w:t>
+      </w:r>
+    </w:p>
+    <w:p>
+      <w:r>
+        <w:t>Photo of steak – source google, date 15/04/26</w:t>
+      </w:r>
+    </w:p>
+    <w:p>
+      <w:r>
+        <w:t xml:space="preserve">Photo of </w:t>
+      </w:r>
+      <w:r>
+        <w:t>porkchop</w:t>
+      </w:r>
+      <w:r>
+        <w:t>– source google, date 15/04/26</w:t>
+      </w:r>
+    </w:p>
+    <w:p>
+      <w:r>
+        <w:t xml:space="preserve">Photo of </w:t>
+      </w:r>
+      <w:r>
+        <w:t xml:space="preserve">bacon </w:t>
+      </w:r>
+      <w:r>
+        <w:t>– source google, date 15/04/26</w:t>
+      </w:r>
+    </w:p>
+    <w:p>
+      <w:r>
+        <w:t xml:space="preserve">Photo of </w:t>
+      </w:r>
+      <w:r>
+        <w:t xml:space="preserve">ham </w:t>
+      </w:r>
+      <w:r>
+        <w:t>– source google, date 15/04/26</w:t>
+      </w:r>
+    </w:p>
+    <w:p>
+      <w:r>
+        <w:t xml:space="preserve">Photo of </w:t>
+      </w:r>
+      <w:r>
+        <w:t xml:space="preserve">corn </w:t>
+      </w:r>
+      <w:r>
+        <w:t>– source google, date 15/04/26</w:t>
+      </w:r>
+    </w:p>
+    <w:p>
+      <w:r>
+        <w:t xml:space="preserve">Photo of </w:t>
+      </w:r>
+      <w:r>
+        <w:t xml:space="preserve">orange </w:t>
+      </w:r>
+      <w:r>
+        <w:t>– source google, date 15/04/26</w:t>
+      </w:r>
+    </w:p>
+    <w:p>
+      <w:r>
+        <w:t xml:space="preserve">Photo of </w:t>
+      </w:r>
+      <w:r>
+        <w:t xml:space="preserve">carrot </w:t>
+      </w:r>
+      <w:r>
+        <w:t>– source google, date 15/04/26</w:t>
+      </w:r>
+    </w:p>
+    <w:p>
+      <w:r>
+        <w:t xml:space="preserve">Photo of </w:t>
+      </w:r>
+      <w:r>
+        <w:t xml:space="preserve">apple </w:t>
+      </w:r>
+      <w:r>
+        <w:t>– source google, date 15/04/26</w:t>
+      </w:r>
+    </w:p>
+    <w:p>
+      <w:r>
+        <w:t xml:space="preserve">Photo of </w:t>
+      </w:r>
+      <w:r>
+        <w:t xml:space="preserve">chicken </w:t>
+      </w:r>
+      <w:r>
+        <w:t>– source google, date 15/04/26</w:t>
+      </w:r>
+    </w:p>
     <w:p/>
     <w:sectPr>
       <w:pgSz w:w="11906" w:h="16838"/>
@@ -696,6 +793,7 @@
   <w:style w:type="character" w:default="1" w:styleId="DefaultParagraphFont">
     <w:name w:val="Default Paragraph Font"/>
     <w:uiPriority w:val="1"/>
+    <w:semiHidden/>
     <w:unhideWhenUsed/>
   </w:style>
   <w:style w:type="table" w:default="1" w:styleId="TableNormal">
